--- a/out/ברכה_ניצן_ונטע.docx
+++ b/out/ברכה_ניצן_ונטע.docx
@@ -4,304 +4,269 @@
   <w:body>
     <w:p>
       <w:pPr>
-        <w:spacing w:before="700"/>
-      </w:pPr>
-    </w:p>
-    <w:p>
-      <w:pPr>
-        <w:spacing w:after="400"/>
-        <w:jc w:val="center"/>
-      </w:pPr>
-      <w:r>
-        <w:rPr>
-          <w:rFonts w:ascii="Segoe UI Symbol" w:cs="Segoe UI Symbol" w:eastAsia="Segoe UI Symbol" w:hAnsi="Segoe UI Symbol"/>
-          <w:color w:val="000000"/>
-          <w:sz w:val="56"/>
-          <w:szCs w:val="56"/>
-        </w:rPr>
-        <w:t xml:space="preserve">❦</w:t>
-      </w:r>
-    </w:p>
-    <w:p>
-      <w:pPr>
-        <w:bidi/>
-        <w:spacing w:after="120" w:before="0" w:line="360"/>
-        <w:jc w:val="center"/>
-      </w:pPr>
-      <w:r>
-        <w:rPr>
-          <w:rFonts w:ascii="FrankRuehl" w:cs="FrankRuehl" w:hAnsi="FrankRuehl"/>
+        <w:spacing w:after="0" w:before="0" w:line="20" w:lineRule="exact"/>
+      </w:pPr>
+      <w:r>
+        <w:drawing>
+          <wp:anchor distT="0" distB="0" distL="0" distR="0" simplePos="0" allowOverlap="1" behindDoc="1" locked="0" layoutInCell="1" relativeHeight="10696575">
+            <wp:simplePos x="0" y="0"/>
+            <wp:positionH relativeFrom="page">
+              <wp:posOffset>0</wp:posOffset>
+            </wp:positionH>
+            <wp:positionV relativeFrom="page">
+              <wp:posOffset>0</wp:posOffset>
+            </wp:positionV>
+            <wp:extent cx="7562850" cy="10696575"/>
+            <wp:effectExtent t="0" r="0" b="0" l="0"/>
+            <wp:wrapNone/>
+            <wp:docPr id="1" name="" descr="" title=""/>
+            <wp:cNvGraphicFramePr>
+              <a:graphicFrameLocks xmlns:a="http://schemas.openxmlformats.org/drawingml/2006/main" noChangeAspect="1"/>
+            </wp:cNvGraphicFramePr>
+            <a:graphic xmlns:a="http://schemas.openxmlformats.org/drawingml/2006/main">
+              <a:graphicData uri="http://schemas.openxmlformats.org/drawingml/2006/picture">
+                <pic:pic xmlns:pic="http://schemas.openxmlformats.org/drawingml/2006/picture">
+                  <pic:nvPicPr>
+                    <pic:cNvPr id="0" name="" descr=""/>
+                    <pic:cNvPicPr>
+                      <a:picLocks noChangeAspect="1" noChangeArrowheads="1"/>
+                    </pic:cNvPicPr>
+                  </pic:nvPicPr>
+                  <pic:blipFill>
+                    <a:blip r:embed="rId7" cstate="none"/>
+                    <a:srcRect/>
+                    <a:stretch>
+                      <a:fillRect/>
+                    </a:stretch>
+                  </pic:blipFill>
+                  <pic:spPr bwMode="auto">
+                    <a:xfrm>
+                      <a:off x="0" y="0"/>
+                      <a:ext cx="7562850" cy="10696575"/>
+                    </a:xfrm>
+                    <a:prstGeom prst="rect">
+                      <a:avLst/>
+                    </a:prstGeom>
+                  </pic:spPr>
+                </pic:pic>
+              </a:graphicData>
+            </a:graphic>
+          </wp:anchor>
+        </w:drawing>
+      </w:r>
+    </w:p>
+    <w:p>
+      <w:pPr>
+        <w:bidi/>
+        <w:spacing w:after="420" w:before="0" w:line="546" w:lineRule="exact"/>
+        <w:jc w:val="center"/>
+      </w:pPr>
+      <w:r>
+        <w:rPr>
+          <w:rFonts w:ascii="David" w:cs="David" w:hAnsi="David"/>
           <w:b/>
           <w:bCs/>
           <w:color w:val="000000"/>
-          <w:sz w:val="96"/>
-          <w:szCs w:val="96"/>
-          <w:rtl/>
-        </w:rPr>
-        <w:t xml:space="preserve">מזל טוב</w:t>
-      </w:r>
-    </w:p>
-    <w:p>
-      <w:pPr>
-        <w:bidi/>
-        <w:spacing w:after="300" w:before="0" w:line="360"/>
-        <w:jc w:val="center"/>
-      </w:pPr>
-      <w:r>
-        <w:rPr>
-          <w:rFonts w:ascii="FrankRuehl" w:cs="FrankRuehl" w:hAnsi="FrankRuehl"/>
+          <w:sz w:val="42"/>
+          <w:szCs w:val="42"/>
+          <w:rtl/>
+        </w:rPr>
+        <w:t xml:space="preserve">לניצן ונטע המהממים,</w:t>
+      </w:r>
+    </w:p>
+    <w:p>
+      <w:pPr>
+        <w:bidi/>
+        <w:spacing w:after="0" w:before="0" w:line="468" w:lineRule="exact"/>
+        <w:jc w:val="center"/>
+      </w:pPr>
+      <w:r>
+        <w:rPr>
+          <w:rFonts w:ascii="David" w:cs="David" w:hAnsi="David"/>
+          <w:color w:val="000000"/>
+          <w:sz w:val="36"/>
+          <w:szCs w:val="36"/>
+          <w:rtl/>
+        </w:rPr>
+        <w:t xml:space="preserve">מאחלים לכם חברות ללא תנאים,</w:t>
+      </w:r>
+    </w:p>
+    <w:p>
+      <w:pPr>
+        <w:bidi/>
+        <w:spacing w:after="0" w:before="0" w:line="468" w:lineRule="exact"/>
+        <w:jc w:val="center"/>
+      </w:pPr>
+      <w:r>
+        <w:rPr>
+          <w:rFonts w:ascii="David" w:cs="David" w:hAnsi="David"/>
+          <w:color w:val="000000"/>
+          <w:sz w:val="36"/>
+          <w:szCs w:val="36"/>
+          <w:rtl/>
+        </w:rPr>
+        <w:t xml:space="preserve">בריאות, צחוק</w:t>
+      </w:r>
+    </w:p>
+    <w:p>
+      <w:pPr>
+        <w:bidi/>
+        <w:spacing w:after="380" w:before="0" w:line="468" w:lineRule="exact"/>
+        <w:jc w:val="center"/>
+      </w:pPr>
+      <w:r>
+        <w:rPr>
+          <w:rFonts w:ascii="David" w:cs="David" w:hAnsi="David"/>
+          <w:color w:val="000000"/>
+          <w:sz w:val="36"/>
+          <w:szCs w:val="36"/>
+          <w:rtl/>
+        </w:rPr>
+        <w:t xml:space="preserve">והגשמת כל החלומות המשותפים.</w:t>
+      </w:r>
+    </w:p>
+    <w:p>
+      <w:pPr>
+        <w:bidi/>
+        <w:spacing w:after="0" w:before="0" w:line="468" w:lineRule="exact"/>
+        <w:jc w:val="center"/>
+      </w:pPr>
+      <w:r>
+        <w:rPr>
+          <w:rFonts w:ascii="David" w:cs="David" w:hAnsi="David"/>
+          <w:color w:val="000000"/>
+          <w:sz w:val="36"/>
+          <w:szCs w:val="36"/>
+          <w:rtl/>
+        </w:rPr>
+        <w:t xml:space="preserve">מאחלים שהמקרר תמיד יהיה מלא</w:t>
+      </w:r>
+    </w:p>
+    <w:p>
+      <w:pPr>
+        <w:bidi/>
+        <w:spacing w:after="380" w:before="0" w:line="468" w:lineRule="exact"/>
+        <w:jc w:val="center"/>
+      </w:pPr>
+      <w:r>
+        <w:rPr>
+          <w:rFonts w:ascii="David" w:cs="David" w:hAnsi="David"/>
+          <w:color w:val="000000"/>
+          <w:sz w:val="36"/>
+          <w:szCs w:val="36"/>
+          <w:rtl/>
+        </w:rPr>
+        <w:t xml:space="preserve">במאכלים של אמא גלית.</w:t>
+      </w:r>
+    </w:p>
+    <w:p>
+      <w:pPr>
+        <w:bidi/>
+        <w:spacing w:after="0" w:before="0" w:line="468" w:lineRule="exact"/>
+        <w:jc w:val="center"/>
+      </w:pPr>
+      <w:r>
+        <w:rPr>
+          <w:rFonts w:ascii="David" w:cs="David" w:hAnsi="David"/>
+          <w:i/>
+          <w:iCs/>
+          <w:color w:val="000000"/>
+          <w:sz w:val="36"/>
+          <w:szCs w:val="36"/>
+          <w:rtl/>
+        </w:rPr>
+        <w:t xml:space="preserve">וזכרו – כל שנה, זה גם</w:t>
+      </w:r>
+    </w:p>
+    <w:p>
+      <w:pPr>
+        <w:bidi/>
+        <w:spacing w:after="300" w:before="0" w:line="468" w:lineRule="exact"/>
+        <w:jc w:val="center"/>
+      </w:pPr>
+      <w:r>
+        <w:rPr>
+          <w:rFonts w:ascii="David" w:cs="David" w:hAnsi="David"/>
+          <w:i/>
+          <w:iCs/>
+          <w:color w:val="000000"/>
+          <w:sz w:val="36"/>
+          <w:szCs w:val="36"/>
+          <w:rtl/>
+        </w:rPr>
+        <w:t xml:space="preserve">תאריך הנישואים שלנו</w:t>
+      </w:r>
+    </w:p>
+    <w:p>
+      <w:pPr>
+        <w:spacing w:after="300" w:before="0" w:line="360" w:lineRule="exact"/>
+        <w:jc w:val="center"/>
+      </w:pPr>
+      <w:r>
+        <w:rPr>
+          <w:rFonts w:ascii="Segoe UI Symbol" w:cs="Segoe UI Symbol" w:eastAsia="Segoe UI Symbol" w:hAnsi="Segoe UI Symbol"/>
+          <w:sz w:val="24"/>
+          <w:szCs w:val="24"/>
+        </w:rPr>
+        <w:t xml:space="preserve">♥</w:t>
+      </w:r>
+    </w:p>
+    <w:p>
+      <w:pPr>
+        <w:bidi/>
+        <w:spacing w:after="60" w:before="0" w:line="468" w:lineRule="exact"/>
+        <w:jc w:val="center"/>
+      </w:pPr>
+      <w:r>
+        <w:rPr>
+          <w:rFonts w:ascii="David" w:cs="David" w:hAnsi="David"/>
+          <w:color w:val="000000"/>
+          <w:sz w:val="36"/>
+          <w:szCs w:val="36"/>
+          <w:rtl/>
+        </w:rPr>
+        <w:t xml:space="preserve">נשיקות וחיבוקים,</w:t>
+      </w:r>
+    </w:p>
+    <w:p>
+      <w:pPr>
+        <w:bidi/>
+        <w:spacing w:after="0" w:before="0" w:line="676" w:lineRule="exact"/>
+        <w:jc w:val="center"/>
+      </w:pPr>
+      <w:r>
+        <w:rPr>
+          <w:rFonts w:ascii="David" w:cs="David" w:hAnsi="David"/>
+          <w:b/>
+          <w:bCs/>
           <w:color w:val="000000"/>
           <w:sz w:val="52"/>
           <w:szCs w:val="52"/>
           <w:rtl/>
         </w:rPr>
-        <w:t xml:space="preserve">ליום נישואיכם</w:t>
-      </w:r>
-    </w:p>
-    <w:p>
-      <w:pPr>
-        <w:spacing w:after="400"/>
-        <w:jc w:val="center"/>
-      </w:pPr>
-      <w:r>
-        <w:rPr>
-          <w:rFonts w:ascii="Segoe UI Symbol" w:cs="Segoe UI Symbol" w:eastAsia="Segoe UI Symbol" w:hAnsi="Segoe UI Symbol"/>
-          <w:color w:val="000000"/>
-          <w:sz w:val="28"/>
-          <w:szCs w:val="28"/>
-        </w:rPr>
-        <w:t xml:space="preserve">✦   ♥   ✦</w:t>
-      </w:r>
-    </w:p>
-    <w:p>
-      <w:pPr>
-        <w:bidi/>
-        <w:spacing w:after="360" w:before="200" w:line="360"/>
-        <w:jc w:val="center"/>
-      </w:pPr>
-      <w:r>
-        <w:rPr>
-          <w:rFonts w:ascii="David" w:cs="David" w:hAnsi="David"/>
-          <w:b/>
-          <w:bCs/>
-          <w:color w:val="000000"/>
-          <w:sz w:val="44"/>
-          <w:szCs w:val="44"/>
-          <w:rtl/>
-        </w:rPr>
-        <w:t xml:space="preserve">לניצן ונטע המהממים,</w:t>
-      </w:r>
-    </w:p>
-    <w:p>
-      <w:pPr>
-        <w:bidi/>
-        <w:spacing w:after="120" w:before="0" w:line="360"/>
-        <w:jc w:val="center"/>
-      </w:pPr>
-      <w:r>
-        <w:rPr>
-          <w:rFonts w:ascii="David" w:cs="David" w:hAnsi="David"/>
-          <w:color w:val="000000"/>
-          <w:sz w:val="40"/>
-          <w:szCs w:val="40"/>
-          <w:rtl/>
-        </w:rPr>
-        <w:t xml:space="preserve">מאחלים לכם חברות ללא תנאים,</w:t>
-      </w:r>
-    </w:p>
-    <w:p>
-      <w:pPr>
-        <w:bidi/>
-        <w:spacing w:after="120" w:before="0" w:line="360"/>
-        <w:jc w:val="center"/>
-      </w:pPr>
-      <w:r>
-        <w:rPr>
-          <w:rFonts w:ascii="David" w:cs="David" w:hAnsi="David"/>
-          <w:color w:val="000000"/>
-          <w:sz w:val="40"/>
-          <w:szCs w:val="40"/>
-          <w:rtl/>
-        </w:rPr>
-        <w:t xml:space="preserve">בריאות, צחוק</w:t>
-      </w:r>
-    </w:p>
-    <w:p>
-      <w:pPr>
-        <w:bidi/>
-        <w:spacing w:after="500" w:before="0" w:line="360"/>
-        <w:jc w:val="center"/>
-      </w:pPr>
-      <w:r>
-        <w:rPr>
-          <w:rFonts w:ascii="David" w:cs="David" w:hAnsi="David"/>
-          <w:color w:val="000000"/>
-          <w:sz w:val="40"/>
-          <w:szCs w:val="40"/>
-          <w:rtl/>
-        </w:rPr>
-        <w:t xml:space="preserve">והגשמת כל החלומות המשותפים.</w:t>
-      </w:r>
-    </w:p>
-    <w:p>
-      <w:pPr>
-        <w:bidi/>
-        <w:spacing w:after="120" w:before="0" w:line="360"/>
-        <w:jc w:val="center"/>
-      </w:pPr>
-      <w:r>
-        <w:rPr>
-          <w:rFonts w:ascii="David" w:cs="David" w:hAnsi="David"/>
-          <w:color w:val="000000"/>
-          <w:sz w:val="40"/>
-          <w:szCs w:val="40"/>
-          <w:rtl/>
-        </w:rPr>
-        <w:t xml:space="preserve">מאחלים שהמקרר תמיד יהיה מלא</w:t>
-      </w:r>
-    </w:p>
-    <w:p>
-      <w:pPr>
-        <w:bidi/>
-        <w:spacing w:after="500" w:before="0" w:line="360"/>
-        <w:jc w:val="center"/>
-      </w:pPr>
-      <w:r>
-        <w:rPr>
-          <w:rFonts w:ascii="David" w:cs="David" w:hAnsi="David"/>
-          <w:color w:val="000000"/>
-          <w:sz w:val="40"/>
-          <w:szCs w:val="40"/>
-          <w:rtl/>
-        </w:rPr>
-        <w:t xml:space="preserve">במאכלים של אמא גלית.</w:t>
-      </w:r>
-    </w:p>
-    <w:p>
-      <w:pPr>
-        <w:bidi/>
-        <w:spacing w:after="120" w:before="0" w:line="360"/>
-        <w:jc w:val="center"/>
-      </w:pPr>
-      <w:r>
-        <w:rPr>
-          <w:rFonts w:ascii="David" w:cs="David" w:hAnsi="David"/>
-          <w:i/>
-          <w:iCs/>
-          <w:color w:val="000000"/>
-          <w:sz w:val="40"/>
-          <w:szCs w:val="40"/>
-          <w:rtl/>
-        </w:rPr>
-        <w:t xml:space="preserve">וזכרו – כל שנה, זה גם</w:t>
-      </w:r>
-    </w:p>
-    <w:p>
-      <w:pPr>
-        <w:bidi/>
-        <w:spacing w:after="600" w:before="0" w:line="360"/>
-        <w:jc w:val="center"/>
-      </w:pPr>
-      <w:r>
-        <w:rPr>
-          <w:rFonts w:ascii="David" w:cs="David" w:hAnsi="David"/>
-          <w:i/>
-          <w:iCs/>
-          <w:color w:val="000000"/>
-          <w:sz w:val="40"/>
-          <w:szCs w:val="40"/>
-          <w:rtl/>
-        </w:rPr>
-        <w:t xml:space="preserve">תאריך הנישואים שלנו</w:t>
-      </w:r>
-    </w:p>
-    <w:p>
-      <w:pPr>
-        <w:pBdr>
-          <w:bottom w:val="single" w:color="000000" w:sz="6" w:space="1"/>
-        </w:pBdr>
-        <w:spacing w:after="360"/>
-        <w:ind w:left="2800" w:right="2800"/>
-        <w:jc w:val="center"/>
-      </w:pPr>
-    </w:p>
-    <w:p>
-      <w:pPr>
-        <w:bidi/>
-        <w:spacing w:after="120" w:before="0" w:line="360"/>
-        <w:jc w:val="center"/>
-      </w:pPr>
-      <w:r>
-        <w:rPr>
-          <w:rFonts w:ascii="David" w:cs="David" w:hAnsi="David"/>
-          <w:color w:val="000000"/>
-          <w:sz w:val="40"/>
-          <w:szCs w:val="40"/>
-          <w:rtl/>
-        </w:rPr>
-        <w:t xml:space="preserve">נשיקות וחיבוקים,</w:t>
-      </w:r>
-    </w:p>
-    <w:p>
-      <w:pPr>
-        <w:bidi/>
-        <w:spacing w:after="120" w:before="0" w:line="360"/>
-        <w:jc w:val="center"/>
-      </w:pPr>
-      <w:r>
-        <w:rPr>
-          <w:rFonts w:ascii="FrankRuehl" w:cs="FrankRuehl" w:hAnsi="FrankRuehl"/>
-          <w:b/>
-          <w:bCs/>
-          <w:color w:val="000000"/>
-          <w:sz w:val="52"/>
-          <w:szCs w:val="52"/>
-          <w:rtl/>
-        </w:rPr>
         <w:t xml:space="preserve">האיצקוביצים</w:t>
       </w:r>
     </w:p>
     <w:p>
       <w:pPr>
         <w:bidi/>
-        <w:spacing w:after="300" w:before="0" w:line="360"/>
-        <w:jc w:val="center"/>
-      </w:pPr>
-      <w:r>
-        <w:rPr>
-          <w:rFonts w:ascii="FrankRuehl" w:cs="FrankRuehl" w:hAnsi="FrankRuehl"/>
-          <w:color w:val="000000"/>
-          <w:sz w:val="40"/>
-          <w:szCs w:val="40"/>
+        <w:spacing w:after="0" w:before="0" w:line="494" w:lineRule="exact"/>
+        <w:jc w:val="center"/>
+      </w:pPr>
+      <w:r>
+        <w:rPr>
+          <w:rFonts w:ascii="David" w:cs="David" w:hAnsi="David"/>
+          <w:color w:val="000000"/>
+          <w:sz w:val="38"/>
+          <w:szCs w:val="38"/>
           <w:rtl/>
         </w:rPr>
         <w:t xml:space="preserve">טלי ויריב</w:t>
-      </w:r>
-    </w:p>
-    <w:p>
-      <w:pPr>
-        <w:spacing w:after="400"/>
-        <w:jc w:val="center"/>
-      </w:pPr>
-      <w:r>
-        <w:rPr>
-          <w:rFonts w:ascii="Segoe UI Symbol" w:cs="Segoe UI Symbol" w:eastAsia="Segoe UI Symbol" w:hAnsi="Segoe UI Symbol"/>
-          <w:color w:val="000000"/>
-          <w:sz w:val="56"/>
-          <w:szCs w:val="56"/>
-        </w:rPr>
-        <w:t xml:space="preserve">❦</w:t>
       </w:r>
     </w:p>
     <w:sectPr>
       <w:pgSz w:w="11906" w:h="16838" w:orient="portrait"/>
-      <w:pgMar w:top="1700" w:right="1700" w:bottom="1500" w:left="1700" w:header="708" w:footer="708" w:gutter="0"/>
-      <w:pgBorders>
-        <w:top w:val="double" w:color="000000" w:sz="12" w:space="24"/>
-        <w:left w:val="double" w:color="000000" w:sz="12" w:space="24"/>
-        <w:bottom w:val="double" w:color="000000" w:sz="12" w:space="24"/>
-        <w:right w:val="double" w:color="000000" w:sz="12" w:space="24"/>
-      </w:pgBorders>
+      <w:pgMar w:top="5700" w:right="1800" w:bottom="2000" w:left="1800" w:header="400" w:footer="400" w:gutter="0"/>
       <w:pgNumType/>
       <w:docGrid w:linePitch="360"/>
     </w:sectPr>
